--- a/output/id/Resume_Android_Engineer_ID.docx
+++ b/output/id/Resume_Android_Engineer_ID.docx
@@ -113,7 +113,7 @@
                 <w:color w:val="0F172A"/>
                 <w:sz w:val="20"/>
               </w:rPr>
-              <w:t>Android Developer | PT Aku Pintar Indonesia (Surabaya, Indonesia)</w:t>
+              <w:t>Software Developer | PT Aku Pintar Indonesia (Surabaya, Indonesia)</w:t>
             </w:r>
           </w:p>
         </w:tc>
@@ -157,7 +157,58 @@
           <w:color w:val="1E293B"/>
           <w:sz w:val="19"/>
         </w:rPr>
-        <w:t>Memimpin pengembangan native Android aplikasi edukasi unggulan dengan 1.500.000+ pengguna aktif dan rating 4.42/5.00 di Google Play Store.</w:t>
+        <w:t xml:space="preserve">Memimpin pengembangan native </w:t>
+      </w:r>
+      <w:r>
+        <w:rPr>
+          <w:rFonts w:ascii="Calibri" w:hAnsi="Calibri"/>
+          <w:b/>
+          <w:color w:val="0F172A"/>
+          <w:sz w:val="19"/>
+        </w:rPr>
+        <w:t>Android (Kotlin &amp; Java)</w:t>
+      </w:r>
+      <w:r>
+        <w:rPr>
+          <w:rFonts w:ascii="Calibri" w:hAnsi="Calibri"/>
+          <w:color w:val="1E293B"/>
+          <w:sz w:val="19"/>
+        </w:rPr>
+        <w:t xml:space="preserve"> aplikasi edukasi unggulan dengan </w:t>
+      </w:r>
+      <w:r>
+        <w:rPr>
+          <w:rFonts w:ascii="Calibri" w:hAnsi="Calibri"/>
+          <w:b/>
+          <w:color w:val="0F172A"/>
+          <w:sz w:val="19"/>
+        </w:rPr>
+        <w:t>1.500.000+ pengguna aktif</w:t>
+      </w:r>
+      <w:r>
+        <w:rPr>
+          <w:rFonts w:ascii="Calibri" w:hAnsi="Calibri"/>
+          <w:color w:val="1E293B"/>
+          <w:sz w:val="19"/>
+        </w:rPr>
+        <w:t xml:space="preserve"> dan rating </w:t>
+      </w:r>
+      <w:r>
+        <w:rPr>
+          <w:rFonts w:ascii="Calibri" w:hAnsi="Calibri"/>
+          <w:b/>
+          <w:color w:val="0F172A"/>
+          <w:sz w:val="19"/>
+        </w:rPr>
+        <w:t>4.42/5.00 di Google Play Store</w:t>
+      </w:r>
+      <w:r>
+        <w:rPr>
+          <w:rFonts w:ascii="Calibri" w:hAnsi="Calibri"/>
+          <w:color w:val="1E293B"/>
+          <w:sz w:val="19"/>
+        </w:rPr>
+        <w:t>.</w:t>
       </w:r>
     </w:p>
     <w:p>
@@ -172,7 +223,75 @@
           <w:color w:val="1E293B"/>
           <w:sz w:val="19"/>
         </w:rPr>
-        <w:t>Merancang ulang arsitektur aplikasi ke dalam struktur modular MVVM menggunakan Android Jetpack, mereduksi ukuran aplikasi sebesar 38,6% (dari 69,5 MB menjadi 42,7 MB) dan meningkatkan performa runtime.</w:t>
+        <w:t xml:space="preserve">Merancang restrukturisasi modular </w:t>
+      </w:r>
+      <w:r>
+        <w:rPr>
+          <w:rFonts w:ascii="Calibri" w:hAnsi="Calibri"/>
+          <w:b/>
+          <w:color w:val="0F172A"/>
+          <w:sz w:val="19"/>
+        </w:rPr>
+        <w:t>Clean Architecture &amp; MVVM</w:t>
+      </w:r>
+      <w:r>
+        <w:rPr>
+          <w:rFonts w:ascii="Calibri" w:hAnsi="Calibri"/>
+          <w:color w:val="1E293B"/>
+          <w:sz w:val="19"/>
+        </w:rPr>
+        <w:t xml:space="preserve"> menggunakan </w:t>
+      </w:r>
+      <w:r>
+        <w:rPr>
+          <w:rFonts w:ascii="Calibri" w:hAnsi="Calibri"/>
+          <w:b/>
+          <w:color w:val="0F172A"/>
+          <w:sz w:val="19"/>
+        </w:rPr>
+        <w:t>Android Jetpack</w:t>
+      </w:r>
+      <w:r>
+        <w:rPr>
+          <w:rFonts w:ascii="Calibri" w:hAnsi="Calibri"/>
+          <w:color w:val="1E293B"/>
+          <w:sz w:val="19"/>
+        </w:rPr>
+        <w:t xml:space="preserve">, mereduksi ukuran bundle APK sebesar </w:t>
+      </w:r>
+      <w:r>
+        <w:rPr>
+          <w:rFonts w:ascii="Calibri" w:hAnsi="Calibri"/>
+          <w:b/>
+          <w:color w:val="0F172A"/>
+          <w:sz w:val="19"/>
+        </w:rPr>
+        <w:t>38,6%</w:t>
+      </w:r>
+      <w:r>
+        <w:rPr>
+          <w:rFonts w:ascii="Calibri" w:hAnsi="Calibri"/>
+          <w:color w:val="1E293B"/>
+          <w:sz w:val="19"/>
+        </w:rPr>
+        <w:t xml:space="preserve"> (</w:t>
+      </w:r>
+      <w:r>
+        <w:rPr>
+          <w:rFonts w:ascii="Calibri" w:hAnsi="Calibri"/>
+          <w:b/>
+          <w:color w:val="0F172A"/>
+          <w:sz w:val="19"/>
+        </w:rPr>
+        <w:t>69,5 MB menjadi 42,7 MB</w:t>
+      </w:r>
+      <w:r>
+        <w:rPr>
+          <w:rFonts w:ascii="Calibri" w:hAnsi="Calibri"/>
+          <w:color w:val="1E293B"/>
+          <w:sz w:val="19"/>
+        </w:rPr>
+        <w:t>) serta mempercepat performa rendering runtime.</w:t>
       </w:r>
     </w:p>
     <w:p>
@@ -187,7 +306,24 @@
           <w:color w:val="1E293B"/>
           <w:sz w:val="19"/>
         </w:rPr>
-        <w:t>Mengoptimalkan modul inti aplikasi sehingga mencapai tingkat crash-free pengguna 99,42%+ selama siklus rilis berkelanjutan 90 hari.</w:t>
+        <w:t xml:space="preserve">Mengoptimalkan alokasi memori dan proses sinkronisasi latar belakang hingga mencapai tingkat </w:t>
+      </w:r>
+      <w:r>
+        <w:rPr>
+          <w:rFonts w:ascii="Calibri" w:hAnsi="Calibri"/>
+          <w:b/>
+          <w:color w:val="0F172A"/>
+          <w:sz w:val="19"/>
+        </w:rPr>
+        <w:t>crash-free session 99,42%+</w:t>
+      </w:r>
+      <w:r>
+        <w:rPr>
+          <w:rFonts w:ascii="Calibri" w:hAnsi="Calibri"/>
+          <w:color w:val="1E293B"/>
+          <w:sz w:val="19"/>
+        </w:rPr>
+        <w:t xml:space="preserve"> selama siklus rilis 90 hari berkelanjutan.</w:t>
       </w:r>
     </w:p>
     <w:p>
@@ -202,7 +338,75 @@
           <w:color w:val="1E293B"/>
           <w:sz w:val="19"/>
         </w:rPr>
-        <w:t>Mengelola dan memelihara modul portal web Liferay OSGi (100+ modul mandiri) mencakup tes psikometri RIASEC, video konseling WebRTC, dan integrasi payment gateway (BCA, OVO, KoinWorks).</w:t>
+        <w:t xml:space="preserve">Mengelola modul portal web </w:t>
+      </w:r>
+      <w:r>
+        <w:rPr>
+          <w:rFonts w:ascii="Calibri" w:hAnsi="Calibri"/>
+          <w:b/>
+          <w:color w:val="0F172A"/>
+          <w:sz w:val="19"/>
+        </w:rPr>
+        <w:t>Liferay OSGi</w:t>
+      </w:r>
+      <w:r>
+        <w:rPr>
+          <w:rFonts w:ascii="Calibri" w:hAnsi="Calibri"/>
+          <w:color w:val="1E293B"/>
+          <w:sz w:val="19"/>
+        </w:rPr>
+        <w:t xml:space="preserve"> (100+ modul mandiri) mencakup tes psikometri nasional </w:t>
+      </w:r>
+      <w:r>
+        <w:rPr>
+          <w:rFonts w:ascii="Calibri" w:hAnsi="Calibri"/>
+          <w:b/>
+          <w:color w:val="0F172A"/>
+          <w:sz w:val="19"/>
+        </w:rPr>
+        <w:t>RIASEC</w:t>
+      </w:r>
+      <w:r>
+        <w:rPr>
+          <w:rFonts w:ascii="Calibri" w:hAnsi="Calibri"/>
+          <w:color w:val="1E293B"/>
+          <w:sz w:val="19"/>
+        </w:rPr>
+        <w:t xml:space="preserve">, video konseling live </w:t>
+      </w:r>
+      <w:r>
+        <w:rPr>
+          <w:rFonts w:ascii="Calibri" w:hAnsi="Calibri"/>
+          <w:b/>
+          <w:color w:val="0F172A"/>
+          <w:sz w:val="19"/>
+        </w:rPr>
+        <w:t>WebRTC</w:t>
+      </w:r>
+      <w:r>
+        <w:rPr>
+          <w:rFonts w:ascii="Calibri" w:hAnsi="Calibri"/>
+          <w:color w:val="1E293B"/>
+          <w:sz w:val="19"/>
+        </w:rPr>
+        <w:t>, dan integrasi payment gateway (</w:t>
+      </w:r>
+      <w:r>
+        <w:rPr>
+          <w:rFonts w:ascii="Calibri" w:hAnsi="Calibri"/>
+          <w:b/>
+          <w:color w:val="0F172A"/>
+          <w:sz w:val="19"/>
+        </w:rPr>
+        <w:t>BCA, OVO</w:t>
+      </w:r>
+      <w:r>
+        <w:rPr>
+          <w:rFonts w:ascii="Calibri" w:hAnsi="Calibri"/>
+          <w:color w:val="1E293B"/>
+          <w:sz w:val="19"/>
+        </w:rPr>
+        <w:t>).</w:t>
       </w:r>
     </w:p>
     <w:tbl>
@@ -282,7 +486,75 @@
           <w:color w:val="1E293B"/>
           <w:sz w:val="19"/>
         </w:rPr>
-        <w:t>Mengembangkan backend sistem informasi pemerintahan Kemdikbudristek RI (EPAK Widyaprada), e-commerce otomotif, CRM, dan sistem psikometri menggunakan PHP Laravel, MySQL, dan AWS S3.</w:t>
+        <w:t xml:space="preserve">Merancang arsitektur backend sistem </w:t>
+      </w:r>
+      <w:r>
+        <w:rPr>
+          <w:rFonts w:ascii="Calibri" w:hAnsi="Calibri"/>
+          <w:b/>
+          <w:color w:val="0F172A"/>
+          <w:sz w:val="19"/>
+        </w:rPr>
+        <w:t>Kemdikbudristek RI (EPAK Widyaprada)</w:t>
+      </w:r>
+      <w:r>
+        <w:rPr>
+          <w:rFonts w:ascii="Calibri" w:hAnsi="Calibri"/>
+          <w:color w:val="1E293B"/>
+          <w:sz w:val="19"/>
+        </w:rPr>
+        <w:t xml:space="preserve"> untuk penilaian angka kredit ribuan pejabat fungsional nasional, e-commerce otomotif, dan CRM menggunakan </w:t>
+      </w:r>
+      <w:r>
+        <w:rPr>
+          <w:rFonts w:ascii="Calibri" w:hAnsi="Calibri"/>
+          <w:b/>
+          <w:color w:val="0F172A"/>
+          <w:sz w:val="19"/>
+        </w:rPr>
+        <w:t>PHP Laravel</w:t>
+      </w:r>
+      <w:r>
+        <w:rPr>
+          <w:rFonts w:ascii="Calibri" w:hAnsi="Calibri"/>
+          <w:color w:val="1E293B"/>
+          <w:sz w:val="19"/>
+        </w:rPr>
+        <w:t xml:space="preserve">, </w:t>
+      </w:r>
+      <w:r>
+        <w:rPr>
+          <w:rFonts w:ascii="Calibri" w:hAnsi="Calibri"/>
+          <w:b/>
+          <w:color w:val="0F172A"/>
+          <w:sz w:val="19"/>
+        </w:rPr>
+        <w:t>MySQL</w:t>
+      </w:r>
+      <w:r>
+        <w:rPr>
+          <w:rFonts w:ascii="Calibri" w:hAnsi="Calibri"/>
+          <w:color w:val="1E293B"/>
+          <w:sz w:val="19"/>
+        </w:rPr>
+        <w:t xml:space="preserve">, dan </w:t>
+      </w:r>
+      <w:r>
+        <w:rPr>
+          <w:rFonts w:ascii="Calibri" w:hAnsi="Calibri"/>
+          <w:b/>
+          <w:color w:val="0F172A"/>
+          <w:sz w:val="19"/>
+        </w:rPr>
+        <w:t>AWS S3</w:t>
+      </w:r>
+      <w:r>
+        <w:rPr>
+          <w:rFonts w:ascii="Calibri" w:hAnsi="Calibri"/>
+          <w:color w:val="1E293B"/>
+          <w:sz w:val="19"/>
+        </w:rPr>
+        <w:t>.</w:t>
       </w:r>
     </w:p>
     <w:p>
@@ -297,7 +569,58 @@
           <w:color w:val="1E293B"/>
           <w:sz w:val="19"/>
         </w:rPr>
-        <w:t>Mengintegrasikan alur payment gateway Midtrans Snap dan Moota dengan akurasi transaksi 99,9% serta rekonsiliasi otomatis tanpa kendala keamanan.</w:t>
+        <w:t>Mengintegrasikan alur payment gateway (</w:t>
+      </w:r>
+      <w:r>
+        <w:rPr>
+          <w:rFonts w:ascii="Calibri" w:hAnsi="Calibri"/>
+          <w:b/>
+          <w:color w:val="0F172A"/>
+          <w:sz w:val="19"/>
+        </w:rPr>
+        <w:t>Midtrans Snap</w:t>
+      </w:r>
+      <w:r>
+        <w:rPr>
+          <w:rFonts w:ascii="Calibri" w:hAnsi="Calibri"/>
+          <w:color w:val="1E293B"/>
+          <w:sz w:val="19"/>
+        </w:rPr>
+        <w:t xml:space="preserve">, </w:t>
+      </w:r>
+      <w:r>
+        <w:rPr>
+          <w:rFonts w:ascii="Calibri" w:hAnsi="Calibri"/>
+          <w:b/>
+          <w:color w:val="0F172A"/>
+          <w:sz w:val="19"/>
+        </w:rPr>
+        <w:t>Moota</w:t>
+      </w:r>
+      <w:r>
+        <w:rPr>
+          <w:rFonts w:ascii="Calibri" w:hAnsi="Calibri"/>
+          <w:color w:val="1E293B"/>
+          <w:sz w:val="19"/>
+        </w:rPr>
+        <w:t xml:space="preserve">) dan Google APIs dengan </w:t>
+      </w:r>
+      <w:r>
+        <w:rPr>
+          <w:rFonts w:ascii="Calibri" w:hAnsi="Calibri"/>
+          <w:b/>
+          <w:color w:val="0F172A"/>
+          <w:sz w:val="19"/>
+        </w:rPr>
+        <w:t>akurasi transaksi 99,9%</w:t>
+      </w:r>
+      <w:r>
+        <w:rPr>
+          <w:rFonts w:ascii="Calibri" w:hAnsi="Calibri"/>
+          <w:color w:val="1E293B"/>
+          <w:sz w:val="19"/>
+        </w:rPr>
+        <w:t xml:space="preserve"> serta rekonsiliasi otomatis tanpa kendala keamanan.</w:t>
       </w:r>
     </w:p>
     <w:p>
@@ -312,7 +635,58 @@
           <w:color w:val="1E293B"/>
           <w:sz w:val="19"/>
         </w:rPr>
-        <w:t>Mengembangkan aplikasi pendamping native Android menggunakan Java, Kotlin, Android Jetpack, dan Firebase untuk sinkronisasi data real-time.</w:t>
+        <w:t xml:space="preserve">Mengembangkan aplikasi mobile pendamping native Android menggunakan </w:t>
+      </w:r>
+      <w:r>
+        <w:rPr>
+          <w:rFonts w:ascii="Calibri" w:hAnsi="Calibri"/>
+          <w:b/>
+          <w:color w:val="0F172A"/>
+          <w:sz w:val="19"/>
+        </w:rPr>
+        <w:t>Kotlin</w:t>
+      </w:r>
+      <w:r>
+        <w:rPr>
+          <w:rFonts w:ascii="Calibri" w:hAnsi="Calibri"/>
+          <w:color w:val="1E293B"/>
+          <w:sz w:val="19"/>
+        </w:rPr>
+        <w:t xml:space="preserve">, </w:t>
+      </w:r>
+      <w:r>
+        <w:rPr>
+          <w:rFonts w:ascii="Calibri" w:hAnsi="Calibri"/>
+          <w:b/>
+          <w:color w:val="0F172A"/>
+          <w:sz w:val="19"/>
+        </w:rPr>
+        <w:t>Android Jetpack</w:t>
+      </w:r>
+      <w:r>
+        <w:rPr>
+          <w:rFonts w:ascii="Calibri" w:hAnsi="Calibri"/>
+          <w:color w:val="1E293B"/>
+          <w:sz w:val="19"/>
+        </w:rPr>
+        <w:t xml:space="preserve">, dan </w:t>
+      </w:r>
+      <w:r>
+        <w:rPr>
+          <w:rFonts w:ascii="Calibri" w:hAnsi="Calibri"/>
+          <w:b/>
+          <w:color w:val="0F172A"/>
+          <w:sz w:val="19"/>
+        </w:rPr>
+        <w:t>Firebase</w:t>
+      </w:r>
+      <w:r>
+        <w:rPr>
+          <w:rFonts w:ascii="Calibri" w:hAnsi="Calibri"/>
+          <w:color w:val="1E293B"/>
+          <w:sz w:val="19"/>
+        </w:rPr>
+        <w:t xml:space="preserve"> untuk sinkronisasi data real-time.</w:t>
       </w:r>
     </w:p>
     <w:p>
@@ -327,7 +701,58 @@
           <w:color w:val="1E293B"/>
           <w:sz w:val="19"/>
         </w:rPr>
-        <w:t>Mengonfigurasi pipeline deployment dan lingkungan server Linux/SSH, cPanel, dan Plesk untuk menjamin ketersediaan tinggi dan rilis tanpa downtime.</w:t>
+        <w:t xml:space="preserve">Mengonfigurasi pipeline deployment pada </w:t>
+      </w:r>
+      <w:r>
+        <w:rPr>
+          <w:rFonts w:ascii="Calibri" w:hAnsi="Calibri"/>
+          <w:b/>
+          <w:color w:val="0F172A"/>
+          <w:sz w:val="19"/>
+        </w:rPr>
+        <w:t>Linux/SSH</w:t>
+      </w:r>
+      <w:r>
+        <w:rPr>
+          <w:rFonts w:ascii="Calibri" w:hAnsi="Calibri"/>
+          <w:color w:val="1E293B"/>
+          <w:sz w:val="19"/>
+        </w:rPr>
+        <w:t xml:space="preserve">, </w:t>
+      </w:r>
+      <w:r>
+        <w:rPr>
+          <w:rFonts w:ascii="Calibri" w:hAnsi="Calibri"/>
+          <w:b/>
+          <w:color w:val="0F172A"/>
+          <w:sz w:val="19"/>
+        </w:rPr>
+        <w:t>cPanel</w:t>
+      </w:r>
+      <w:r>
+        <w:rPr>
+          <w:rFonts w:ascii="Calibri" w:hAnsi="Calibri"/>
+          <w:color w:val="1E293B"/>
+          <w:sz w:val="19"/>
+        </w:rPr>
+        <w:t xml:space="preserve">, dan </w:t>
+      </w:r>
+      <w:r>
+        <w:rPr>
+          <w:rFonts w:ascii="Calibri" w:hAnsi="Calibri"/>
+          <w:b/>
+          <w:color w:val="0F172A"/>
+          <w:sz w:val="19"/>
+        </w:rPr>
+        <w:t>Plesk</w:t>
+      </w:r>
+      <w:r>
+        <w:rPr>
+          <w:rFonts w:ascii="Calibri" w:hAnsi="Calibri"/>
+          <w:color w:val="1E293B"/>
+          <w:sz w:val="19"/>
+        </w:rPr>
+        <w:t xml:space="preserve"> untuk menjamin ketersediaan tinggi dan rilis produksi tanpa downtime.</w:t>
       </w:r>
     </w:p>
     <w:tbl>
@@ -407,7 +832,109 @@
           <w:color w:val="1E293B"/>
           <w:sz w:val="19"/>
         </w:rPr>
-        <w:t>Mengembangkan Dashboard Utama NTMC Korlantas Polri, aplikasi web pemantauan operasional dan lalu lintas real-time menggunakan React 19, React Router v7, TypeScript, Tailwind CSS v4, dan shadcn/ui.</w:t>
+        <w:t xml:space="preserve">Merancang arsitektur dan membangun </w:t>
+      </w:r>
+      <w:r>
+        <w:rPr>
+          <w:rFonts w:ascii="Calibri" w:hAnsi="Calibri"/>
+          <w:b/>
+          <w:color w:val="0F172A"/>
+          <w:sz w:val="19"/>
+        </w:rPr>
+        <w:t>Dashboard Utama NTMC Korlantas Polri</w:t>
+      </w:r>
+      <w:r>
+        <w:rPr>
+          <w:rFonts w:ascii="Calibri" w:hAnsi="Calibri"/>
+          <w:color w:val="1E293B"/>
+          <w:sz w:val="19"/>
+        </w:rPr>
+        <w:t xml:space="preserve">, platform pemantauan lalu lintas &amp; insiden real-time berbasis </w:t>
+      </w:r>
+      <w:r>
+        <w:rPr>
+          <w:rFonts w:ascii="Calibri" w:hAnsi="Calibri"/>
+          <w:b/>
+          <w:color w:val="0F172A"/>
+          <w:sz w:val="19"/>
+        </w:rPr>
+        <w:t>React 19</w:t>
+      </w:r>
+      <w:r>
+        <w:rPr>
+          <w:rFonts w:ascii="Calibri" w:hAnsi="Calibri"/>
+          <w:color w:val="1E293B"/>
+          <w:sz w:val="19"/>
+        </w:rPr>
+        <w:t xml:space="preserve">, </w:t>
+      </w:r>
+      <w:r>
+        <w:rPr>
+          <w:rFonts w:ascii="Calibri" w:hAnsi="Calibri"/>
+          <w:b/>
+          <w:color w:val="0F172A"/>
+          <w:sz w:val="19"/>
+        </w:rPr>
+        <w:t>React Router v7</w:t>
+      </w:r>
+      <w:r>
+        <w:rPr>
+          <w:rFonts w:ascii="Calibri" w:hAnsi="Calibri"/>
+          <w:color w:val="1E293B"/>
+          <w:sz w:val="19"/>
+        </w:rPr>
+        <w:t xml:space="preserve">, </w:t>
+      </w:r>
+      <w:r>
+        <w:rPr>
+          <w:rFonts w:ascii="Calibri" w:hAnsi="Calibri"/>
+          <w:b/>
+          <w:color w:val="0F172A"/>
+          <w:sz w:val="19"/>
+        </w:rPr>
+        <w:t>TypeScript</w:t>
+      </w:r>
+      <w:r>
+        <w:rPr>
+          <w:rFonts w:ascii="Calibri" w:hAnsi="Calibri"/>
+          <w:color w:val="1E293B"/>
+          <w:sz w:val="19"/>
+        </w:rPr>
+        <w:t xml:space="preserve">, </w:t>
+      </w:r>
+      <w:r>
+        <w:rPr>
+          <w:rFonts w:ascii="Calibri" w:hAnsi="Calibri"/>
+          <w:b/>
+          <w:color w:val="0F172A"/>
+          <w:sz w:val="19"/>
+        </w:rPr>
+        <w:t>Tailwind CSS v4</w:t>
+      </w:r>
+      <w:r>
+        <w:rPr>
+          <w:rFonts w:ascii="Calibri" w:hAnsi="Calibri"/>
+          <w:color w:val="1E293B"/>
+          <w:sz w:val="19"/>
+        </w:rPr>
+        <w:t xml:space="preserve">, dan </w:t>
+      </w:r>
+      <w:r>
+        <w:rPr>
+          <w:rFonts w:ascii="Calibri" w:hAnsi="Calibri"/>
+          <w:b/>
+          <w:color w:val="0F172A"/>
+          <w:sz w:val="19"/>
+        </w:rPr>
+        <w:t>shadcn/ui</w:t>
+      </w:r>
+      <w:r>
+        <w:rPr>
+          <w:rFonts w:ascii="Calibri" w:hAnsi="Calibri"/>
+          <w:color w:val="1E293B"/>
+          <w:sz w:val="19"/>
+        </w:rPr>
+        <w:t>.</w:t>
       </w:r>
     </w:p>
     <w:p>
@@ -422,7 +949,41 @@
           <w:color w:val="1E293B"/>
           <w:sz w:val="19"/>
         </w:rPr>
-        <w:t>Mengintegrasikan komunikasi WebSocket real-time via Pusher JS untuk penyiaran insiden langsung, peringatan operasional instan, dan pembaruan visual dashboard seketika (&lt; 500ms).</w:t>
+        <w:t xml:space="preserve">Mengintegrasikan komunikasi data dua arah via </w:t>
+      </w:r>
+      <w:r>
+        <w:rPr>
+          <w:rFonts w:ascii="Calibri" w:hAnsi="Calibri"/>
+          <w:b/>
+          <w:color w:val="0F172A"/>
+          <w:sz w:val="19"/>
+        </w:rPr>
+        <w:t>Pusher WebSockets</w:t>
+      </w:r>
+      <w:r>
+        <w:rPr>
+          <w:rFonts w:ascii="Calibri" w:hAnsi="Calibri"/>
+          <w:color w:val="1E293B"/>
+          <w:sz w:val="19"/>
+        </w:rPr>
+        <w:t xml:space="preserve">, menghasilkan </w:t>
+      </w:r>
+      <w:r>
+        <w:rPr>
+          <w:rFonts w:ascii="Calibri" w:hAnsi="Calibri"/>
+          <w:b/>
+          <w:color w:val="0F172A"/>
+          <w:sz w:val="19"/>
+        </w:rPr>
+        <w:t>latensi siaran insiden &lt; 500ms</w:t>
+      </w:r>
+      <w:r>
+        <w:rPr>
+          <w:rFonts w:ascii="Calibri" w:hAnsi="Calibri"/>
+          <w:color w:val="1E293B"/>
+          <w:sz w:val="19"/>
+        </w:rPr>
+        <w:t xml:space="preserve"> dan sinkronisasi telemetri instan.</w:t>
       </w:r>
     </w:p>
     <w:p>
@@ -437,7 +998,41 @@
           <w:color w:val="1E293B"/>
           <w:sz w:val="19"/>
         </w:rPr>
-        <w:t>Merancang tabel data server-side berkinerja tinggi menggunakan TanStack Table v8 dan caching status server via TanStack Query v5, mendukung penyaringan multi-field, pengurutan, dan paginasi dataset besar.</w:t>
+        <w:t xml:space="preserve">Mengoptimalkan tabel data server-side berkinerja tinggi menggunakan </w:t>
+      </w:r>
+      <w:r>
+        <w:rPr>
+          <w:rFonts w:ascii="Calibri" w:hAnsi="Calibri"/>
+          <w:b/>
+          <w:color w:val="0F172A"/>
+          <w:sz w:val="19"/>
+        </w:rPr>
+        <w:t>TanStack Table v8</w:t>
+      </w:r>
+      <w:r>
+        <w:rPr>
+          <w:rFonts w:ascii="Calibri" w:hAnsi="Calibri"/>
+          <w:color w:val="1E293B"/>
+          <w:sz w:val="19"/>
+        </w:rPr>
+        <w:t xml:space="preserve"> dan caching status via </w:t>
+      </w:r>
+      <w:r>
+        <w:rPr>
+          <w:rFonts w:ascii="Calibri" w:hAnsi="Calibri"/>
+          <w:b/>
+          <w:color w:val="0F172A"/>
+          <w:sz w:val="19"/>
+        </w:rPr>
+        <w:t>TanStack Query v5</w:t>
+      </w:r>
+      <w:r>
+        <w:rPr>
+          <w:rFonts w:ascii="Calibri" w:hAnsi="Calibri"/>
+          <w:color w:val="1E293B"/>
+          <w:sz w:val="19"/>
+        </w:rPr>
+        <w:t xml:space="preserve"> untuk mendukung pemrosesan dataset besar secara responsif.</w:t>
       </w:r>
     </w:p>
     <w:p>
@@ -452,7 +1047,58 @@
           <w:color w:val="1E293B"/>
           <w:sz w:val="19"/>
         </w:rPr>
-        <w:t>Membangun form input type-safe dengan React Hook Form dan validasi skema Zod, serta grafik visual analitik interaktif menggunakan Recharts.</w:t>
+        <w:t xml:space="preserve">Membangun alur form type-safe dengan </w:t>
+      </w:r>
+      <w:r>
+        <w:rPr>
+          <w:rFonts w:ascii="Calibri" w:hAnsi="Calibri"/>
+          <w:b/>
+          <w:color w:val="0F172A"/>
+          <w:sz w:val="19"/>
+        </w:rPr>
+        <w:t>React Hook Form</w:t>
+      </w:r>
+      <w:r>
+        <w:rPr>
+          <w:rFonts w:ascii="Calibri" w:hAnsi="Calibri"/>
+          <w:color w:val="1E293B"/>
+          <w:sz w:val="19"/>
+        </w:rPr>
+        <w:t xml:space="preserve"> dan validasi skema ketat </w:t>
+      </w:r>
+      <w:r>
+        <w:rPr>
+          <w:rFonts w:ascii="Calibri" w:hAnsi="Calibri"/>
+          <w:b/>
+          <w:color w:val="0F172A"/>
+          <w:sz w:val="19"/>
+        </w:rPr>
+        <w:t>Zod</w:t>
+      </w:r>
+      <w:r>
+        <w:rPr>
+          <w:rFonts w:ascii="Calibri" w:hAnsi="Calibri"/>
+          <w:color w:val="1E293B"/>
+          <w:sz w:val="19"/>
+        </w:rPr>
+        <w:t xml:space="preserve">, serta visualisasi analitik interaktif menggunakan </w:t>
+      </w:r>
+      <w:r>
+        <w:rPr>
+          <w:rFonts w:ascii="Calibri" w:hAnsi="Calibri"/>
+          <w:b/>
+          <w:color w:val="0F172A"/>
+          <w:sz w:val="19"/>
+        </w:rPr>
+        <w:t>Recharts</w:t>
+      </w:r>
+      <w:r>
+        <w:rPr>
+          <w:rFonts w:ascii="Calibri" w:hAnsi="Calibri"/>
+          <w:color w:val="1E293B"/>
+          <w:sz w:val="19"/>
+        </w:rPr>
+        <w:t>.</w:t>
       </w:r>
     </w:p>
     <w:p>
@@ -467,7 +1113,109 @@
           <w:color w:val="1E293B"/>
           <w:sz w:val="19"/>
         </w:rPr>
-        <w:t>Mengembangkan arsitektur backend, platform virtual exhibition (Efosh), sistem e-Bupot pajak, dan solusi klaim asuransi Petrokimia Gresik berbasis Laravel 10/12, Livewire, AWS S3, dan MySQL.</w:t>
+        <w:t>Mengembangkan backend enterprise, platform virtual expo (</w:t>
+      </w:r>
+      <w:r>
+        <w:rPr>
+          <w:rFonts w:ascii="Calibri" w:hAnsi="Calibri"/>
+          <w:b/>
+          <w:color w:val="0F172A"/>
+          <w:sz w:val="19"/>
+        </w:rPr>
+        <w:t>Efosh</w:t>
+      </w:r>
+      <w:r>
+        <w:rPr>
+          <w:rFonts w:ascii="Calibri" w:hAnsi="Calibri"/>
+          <w:color w:val="1E293B"/>
+          <w:sz w:val="19"/>
+        </w:rPr>
+        <w:t xml:space="preserve">), sistem e-Bupot pajak, dan klaim asuransi </w:t>
+      </w:r>
+      <w:r>
+        <w:rPr>
+          <w:rFonts w:ascii="Calibri" w:hAnsi="Calibri"/>
+          <w:b/>
+          <w:color w:val="0F172A"/>
+          <w:sz w:val="19"/>
+        </w:rPr>
+        <w:t>Petrokimia Gresik</w:t>
+      </w:r>
+      <w:r>
+        <w:rPr>
+          <w:rFonts w:ascii="Calibri" w:hAnsi="Calibri"/>
+          <w:color w:val="1E293B"/>
+          <w:sz w:val="19"/>
+        </w:rPr>
+        <w:t xml:space="preserve"> berbasis </w:t>
+      </w:r>
+      <w:r>
+        <w:rPr>
+          <w:rFonts w:ascii="Calibri" w:hAnsi="Calibri"/>
+          <w:b/>
+          <w:color w:val="0F172A"/>
+          <w:sz w:val="19"/>
+        </w:rPr>
+        <w:t>Laravel 12/10</w:t>
+      </w:r>
+      <w:r>
+        <w:rPr>
+          <w:rFonts w:ascii="Calibri" w:hAnsi="Calibri"/>
+          <w:color w:val="1E293B"/>
+          <w:sz w:val="19"/>
+        </w:rPr>
+        <w:t xml:space="preserve">, </w:t>
+      </w:r>
+      <w:r>
+        <w:rPr>
+          <w:rFonts w:ascii="Calibri" w:hAnsi="Calibri"/>
+          <w:b/>
+          <w:color w:val="0F172A"/>
+          <w:sz w:val="19"/>
+        </w:rPr>
+        <w:t>Livewire</w:t>
+      </w:r>
+      <w:r>
+        <w:rPr>
+          <w:rFonts w:ascii="Calibri" w:hAnsi="Calibri"/>
+          <w:color w:val="1E293B"/>
+          <w:sz w:val="19"/>
+        </w:rPr>
+        <w:t xml:space="preserve">, </w:t>
+      </w:r>
+      <w:r>
+        <w:rPr>
+          <w:rFonts w:ascii="Calibri" w:hAnsi="Calibri"/>
+          <w:b/>
+          <w:color w:val="0F172A"/>
+          <w:sz w:val="19"/>
+        </w:rPr>
+        <w:t>AWS S3</w:t>
+      </w:r>
+      <w:r>
+        <w:rPr>
+          <w:rFonts w:ascii="Calibri" w:hAnsi="Calibri"/>
+          <w:color w:val="1E293B"/>
+          <w:sz w:val="19"/>
+        </w:rPr>
+        <w:t xml:space="preserve">, dan </w:t>
+      </w:r>
+      <w:r>
+        <w:rPr>
+          <w:rFonts w:ascii="Calibri" w:hAnsi="Calibri"/>
+          <w:b/>
+          <w:color w:val="0F172A"/>
+          <w:sz w:val="19"/>
+        </w:rPr>
+        <w:t>MySQL</w:t>
+      </w:r>
+      <w:r>
+        <w:rPr>
+          <w:rFonts w:ascii="Calibri" w:hAnsi="Calibri"/>
+          <w:color w:val="1E293B"/>
+          <w:sz w:val="19"/>
+        </w:rPr>
+        <w:t>.</w:t>
       </w:r>
     </w:p>
     <w:tbl>
@@ -547,7 +1295,41 @@
           <w:color w:val="1E293B"/>
           <w:sz w:val="19"/>
         </w:rPr>
-        <w:t>Membangun dan mengintegrasikan REST &amp; GraphQL API berkinerja tinggi untuk 5+ proyek Kipley, meningkatkan kecepatan respons frontend sebesar 30% melalui optimalisasi caching dan manajemen state.</w:t>
+        <w:t xml:space="preserve">Merancang dan mengoptimalkan </w:t>
+      </w:r>
+      <w:r>
+        <w:rPr>
+          <w:rFonts w:ascii="Calibri" w:hAnsi="Calibri"/>
+          <w:b/>
+          <w:color w:val="0F172A"/>
+          <w:sz w:val="19"/>
+        </w:rPr>
+        <w:t>REST &amp; GraphQL API</w:t>
+      </w:r>
+      <w:r>
+        <w:rPr>
+          <w:rFonts w:ascii="Calibri" w:hAnsi="Calibri"/>
+          <w:color w:val="1E293B"/>
+          <w:sz w:val="19"/>
+        </w:rPr>
+        <w:t xml:space="preserve"> untuk 5+ proyek dApp unggulan, meningkatkan kecepatan respons antarmuka sebesar </w:t>
+      </w:r>
+      <w:r>
+        <w:rPr>
+          <w:rFonts w:ascii="Calibri" w:hAnsi="Calibri"/>
+          <w:b/>
+          <w:color w:val="0F172A"/>
+          <w:sz w:val="19"/>
+        </w:rPr>
+        <w:t>30%</w:t>
+      </w:r>
+      <w:r>
+        <w:rPr>
+          <w:rFonts w:ascii="Calibri" w:hAnsi="Calibri"/>
+          <w:color w:val="1E293B"/>
+          <w:sz w:val="19"/>
+        </w:rPr>
+        <w:t xml:space="preserve"> melalui layer caching terstruktur.</w:t>
       </w:r>
     </w:p>
     <w:p>
@@ -562,7 +1344,75 @@
           <w:color w:val="1E293B"/>
           <w:sz w:val="19"/>
         </w:rPr>
-        <w:t>Mengintegrasikan smart contract Ethereum (Solidity) dengan arsitektur frontend Web3 (Next.js 15, Ethers.js/Wagmi), memfasilitasi transaksi terdesentralisasi yang aman untuk fitur DeFi dan NFT.</w:t>
+        <w:t xml:space="preserve">Mengintegrasikan </w:t>
+      </w:r>
+      <w:r>
+        <w:rPr>
+          <w:rFonts w:ascii="Calibri" w:hAnsi="Calibri"/>
+          <w:b/>
+          <w:color w:val="0F172A"/>
+          <w:sz w:val="19"/>
+        </w:rPr>
+        <w:t>Smart Contract Ethereum (Solidity)</w:t>
+      </w:r>
+      <w:r>
+        <w:rPr>
+          <w:rFonts w:ascii="Calibri" w:hAnsi="Calibri"/>
+          <w:color w:val="1E293B"/>
+          <w:sz w:val="19"/>
+        </w:rPr>
+        <w:t xml:space="preserve"> dengan arsitektur frontend </w:t>
+      </w:r>
+      <w:r>
+        <w:rPr>
+          <w:rFonts w:ascii="Calibri" w:hAnsi="Calibri"/>
+          <w:b/>
+          <w:color w:val="0F172A"/>
+          <w:sz w:val="19"/>
+        </w:rPr>
+        <w:t>Next.js 15 (App Router, Turbopack)</w:t>
+      </w:r>
+      <w:r>
+        <w:rPr>
+          <w:rFonts w:ascii="Calibri" w:hAnsi="Calibri"/>
+          <w:color w:val="1E293B"/>
+          <w:sz w:val="19"/>
+        </w:rPr>
+        <w:t xml:space="preserve"> melalui </w:t>
+      </w:r>
+      <w:r>
+        <w:rPr>
+          <w:rFonts w:ascii="Calibri" w:hAnsi="Calibri"/>
+          <w:b/>
+          <w:color w:val="0F172A"/>
+          <w:sz w:val="19"/>
+        </w:rPr>
+        <w:t>Wagmi v2</w:t>
+      </w:r>
+      <w:r>
+        <w:rPr>
+          <w:rFonts w:ascii="Calibri" w:hAnsi="Calibri"/>
+          <w:color w:val="1E293B"/>
+          <w:sz w:val="19"/>
+        </w:rPr>
+        <w:t xml:space="preserve"> dan </w:t>
+      </w:r>
+      <w:r>
+        <w:rPr>
+          <w:rFonts w:ascii="Calibri" w:hAnsi="Calibri"/>
+          <w:b/>
+          <w:color w:val="0F172A"/>
+          <w:sz w:val="19"/>
+        </w:rPr>
+        <w:t>Ethers.js v6</w:t>
+      </w:r>
+      <w:r>
+        <w:rPr>
+          <w:rFonts w:ascii="Calibri" w:hAnsi="Calibri"/>
+          <w:color w:val="1E293B"/>
+          <w:sz w:val="19"/>
+        </w:rPr>
+        <w:t xml:space="preserve"> untuk transaksi terdesentralisasi yang aman.</w:t>
       </w:r>
     </w:p>
     <w:p>
@@ -577,7 +1427,58 @@
           <w:color w:val="1E293B"/>
           <w:sz w:val="19"/>
         </w:rPr>
-        <w:t>Mengembangkan Asisten AI Telegram berkonkurensi tinggi dengan integrasi transaksi multi-chain (TON, USDT, Telegram Stars) dan payment gateway fiat Stripe.</w:t>
+        <w:t xml:space="preserve">Membangun agen otonom </w:t>
+      </w:r>
+      <w:r>
+        <w:rPr>
+          <w:rFonts w:ascii="Calibri" w:hAnsi="Calibri"/>
+          <w:b/>
+          <w:color w:val="0F172A"/>
+          <w:sz w:val="19"/>
+        </w:rPr>
+        <w:t>Asisten AI Telegram</w:t>
+      </w:r>
+      <w:r>
+        <w:rPr>
+          <w:rFonts w:ascii="Calibri" w:hAnsi="Calibri"/>
+          <w:color w:val="1E293B"/>
+          <w:sz w:val="19"/>
+        </w:rPr>
+        <w:t xml:space="preserve"> dengan dukungan penyelesaian multi-chain (</w:t>
+      </w:r>
+      <w:r>
+        <w:rPr>
+          <w:rFonts w:ascii="Calibri" w:hAnsi="Calibri"/>
+          <w:b/>
+          <w:color w:val="0F172A"/>
+          <w:sz w:val="19"/>
+        </w:rPr>
+        <w:t>TON, USDT, Telegram Stars</w:t>
+      </w:r>
+      <w:r>
+        <w:rPr>
+          <w:rFonts w:ascii="Calibri" w:hAnsi="Calibri"/>
+          <w:color w:val="1E293B"/>
+          <w:sz w:val="19"/>
+        </w:rPr>
+        <w:t xml:space="preserve">) serta gateway fiat dengan </w:t>
+      </w:r>
+      <w:r>
+        <w:rPr>
+          <w:rFonts w:ascii="Calibri" w:hAnsi="Calibri"/>
+          <w:b/>
+          <w:color w:val="0F172A"/>
+          <w:sz w:val="19"/>
+        </w:rPr>
+        <w:t>keandalan transaksi 100%</w:t>
+      </w:r>
+      <w:r>
+        <w:rPr>
+          <w:rFonts w:ascii="Calibri" w:hAnsi="Calibri"/>
+          <w:color w:val="1E293B"/>
+          <w:sz w:val="19"/>
+        </w:rPr>
+        <w:t>.</w:t>
       </w:r>
     </w:p>
     <w:p>
@@ -592,7 +1493,7 @@
           <w:color w:val="1E293B"/>
           <w:sz w:val="19"/>
         </w:rPr>
-        <w:t>Berkolaborasi erat dengan tim produk, UI/UX, dan backend dalam lingkungan Agile untuk merilis fitur secara tepat waktu dengan zero-failure settlement.</w:t>
+        <w:t>Memimpin eksekusi sprint Agile dan berkolaborasi lintas fungsi dengan tim UI/UX serta produk untuk merilis fitur secara tepat waktu.</w:t>
       </w:r>
     </w:p>
     <w:p>

--- a/output/id/Resume_Android_Engineer_ID.docx
+++ b/output/id/Resume_Android_Engineer_ID.docx
@@ -28,8 +28,93 @@
           <w:color w:val="475569"/>
           <w:sz w:val="18"/>
         </w:rPr>
-        <w:t>Surabaya, Indonesia  •  hendrifebriansyah28@gmail.com  •  +62 822-4467-3388  •  LinkedIn: linkedin.com/in/mhendrif  •  GitHub: github.com/MHendriF  •  Portfolio: mhendrif.github.io/my-resume</w:t>
+        <w:t xml:space="preserve">Surabaya, Indonesia  •  </w:t>
       </w:r>
+      <w:hyperlink r:id="rId9" w:history="1">
+        <w:r>
+          <w:rPr>
+            <w:rFonts w:ascii="Calibri" w:hAnsi="Calibri"/>
+            <w:sz w:val="18"/>
+            <w:color w:val="2563EB"/>
+          </w:rPr>
+          <w:t xml:space="preserve">hendrifebriansyah28@gmail.com</w:t>
+        </w:r>
+      </w:hyperlink>
+      <w:r>
+        <w:rPr>
+          <w:rFonts w:ascii="Calibri" w:hAnsi="Calibri"/>
+          <w:color w:val="475569"/>
+          <w:sz w:val="18"/>
+        </w:rPr>
+        <w:t xml:space="preserve">  •  </w:t>
+      </w:r>
+      <w:hyperlink r:id="rId10" w:history="1">
+        <w:r>
+          <w:rPr>
+            <w:rFonts w:ascii="Calibri" w:hAnsi="Calibri"/>
+            <w:sz w:val="18"/>
+            <w:color w:val="2563EB"/>
+          </w:rPr>
+          <w:t xml:space="preserve">+62 822-4467-3388</w:t>
+        </w:r>
+      </w:hyperlink>
+      <w:r>
+        <w:rPr>
+          <w:rFonts w:ascii="Calibri" w:hAnsi="Calibri"/>
+          <w:color w:val="475569"/>
+          <w:sz w:val="18"/>
+        </w:rPr>
+        <w:t xml:space="preserve">  •  </w:t>
+      </w:r>
+      <w:hyperlink r:id="rId11" w:history="1">
+        <w:r>
+          <w:rPr>
+            <w:rFonts w:ascii="Calibri" w:hAnsi="Calibri"/>
+            <w:sz w:val="18"/>
+            <w:color w:val="2563EB"/>
+            <w:u w:val="single"/>
+          </w:rPr>
+          <w:t xml:space="preserve">LinkedIn</w:t>
+        </w:r>
+      </w:hyperlink>
+      <w:r>
+        <w:rPr>
+          <w:rFonts w:ascii="Calibri" w:hAnsi="Calibri"/>
+          <w:color w:val="475569"/>
+          <w:sz w:val="18"/>
+        </w:rPr>
+        <w:t xml:space="preserve">  •  </w:t>
+      </w:r>
+      <w:hyperlink r:id="rId12" w:history="1">
+        <w:r>
+          <w:rPr>
+            <w:rFonts w:ascii="Calibri" w:hAnsi="Calibri"/>
+            <w:sz w:val="18"/>
+            <w:color w:val="2563EB"/>
+            <w:u w:val="single"/>
+          </w:rPr>
+          <w:t xml:space="preserve">GitHub</w:t>
+        </w:r>
+      </w:hyperlink>
+      <w:r>
+        <w:rPr>
+          <w:rFonts w:ascii="Calibri" w:hAnsi="Calibri"/>
+          <w:color w:val="475569"/>
+          <w:sz w:val="18"/>
+        </w:rPr>
+        <w:t xml:space="preserve">  •  </w:t>
+      </w:r>
+      <w:hyperlink r:id="rId13" w:history="1">
+        <w:r>
+          <w:rPr>
+            <w:rFonts w:ascii="Calibri" w:hAnsi="Calibri"/>
+            <w:sz w:val="18"/>
+            <w:color w:val="2563EB"/>
+            <w:u w:val="single"/>
+          </w:rPr>
+          <w:t xml:space="preserve">Portofolio &amp; Career Graph</w:t>
+        </w:r>
+      </w:hyperlink>
     </w:p>
     <w:p>
       <w:pPr>

--- a/output/id/Resume_Android_Engineer_ID.docx
+++ b/output/id/Resume_Android_Engineer_ID.docx
@@ -28,7 +28,7 @@
           <w:color w:val="475569"/>
           <w:sz w:val="18"/>
         </w:rPr>
-        <w:t xml:space="preserve">Surabaya, Indonesia  •  </w:t>
+        <w:t xml:space="preserve">Indonesia  •  </w:t>
       </w:r>
       <w:hyperlink r:id="rId9" w:history="1">
         <w:r>

--- a/output/id/Resume_Android_Engineer_ID.docx
+++ b/output/id/Resume_Android_Engineer_ID.docx
@@ -112,7 +112,7 @@
             <w:color w:val="2563EB"/>
             <w:u w:val="single"/>
           </w:rPr>
-          <w:t xml:space="preserve">Portofolio &amp; Career Graph</w:t>
+          <w:t xml:space="preserve">Portofolio</w:t>
         </w:r>
       </w:hyperlink>
     </w:p>
